--- a/templates/шаблон_протокола_ВКР.docx
+++ b/templates/шаблон_протокола_ВКР.docx
@@ -1053,17 +1053,6 @@
           <w:tab w:val="left" w:pos="3140"/>
         </w:tabs>
         <w:rPr>
-          <w:sz w:val="28"/>
-          <w:szCs w:val="28"/>
-        </w:rPr>
-      </w:pPr>
-    </w:p>
-    <w:p>
-      <w:pPr>
-        <w:tabs>
-          <w:tab w:val="left" w:pos="3140"/>
-        </w:tabs>
-        <w:rPr>
           <w:sz w:val="16"/>
           <w:szCs w:val="16"/>
         </w:rPr>
@@ -1073,16 +1062,7 @@
           <w:sz w:val="28"/>
           <w:szCs w:val="28"/>
         </w:rPr>
-        <w:t>Сос</w:t>
-      </w:r>
-      <w:bookmarkStart w:id="0" w:name="_GoBack"/>
-      <w:bookmarkEnd w:id="0"/>
-      <w:r>
-        <w:rPr>
-          <w:sz w:val="28"/>
-          <w:szCs w:val="28"/>
-        </w:rPr>
-        <w:t xml:space="preserve">тав ГЭК утвержден приказом от </w:t>
+        <w:t xml:space="preserve">Состав ГЭК утвержден приказом от </w:t>
       </w:r>
       <w:r>
         <w:rPr>
@@ -1439,14 +1419,16 @@
         </w:rPr>
         <w:tab/>
       </w:r>
-      <w:r>
-        <w:rPr>
-          <w:sz w:val="28"/>
-          <w:szCs w:val="28"/>
-          <w:u w:val="single"/>
-        </w:rPr>
-        <w:tab/>
-      </w:r>
+    </w:p>
+    <w:p>
+      <w:pPr>
+        <w:jc w:val="both"/>
+        <w:rPr>
+          <w:sz w:val="28"/>
+          <w:szCs w:val="28"/>
+          <w:u w:val="single"/>
+        </w:rPr>
+      </w:pPr>
     </w:p>
     <w:p>
       <w:pPr>
@@ -2799,7 +2781,7 @@
         </w:rPr>
         <w:t xml:space="preserve">4. </w:t>
       </w:r>
-      <w:bookmarkStart w:id="1" w:name="_Hlk202389672"/>
+      <w:bookmarkStart w:id="0" w:name="_Hlk202389672"/>
       <w:r>
         <w:rPr>
           <w:sz w:val="28"/>
@@ -2807,7 +2789,7 @@
         </w:rPr>
         <w:t xml:space="preserve">Отметить, что </w:t>
       </w:r>
-      <w:bookmarkEnd w:id="1"/>
+      <w:bookmarkEnd w:id="0"/>
       <w:r>
         <w:rPr>
           <w:sz w:val="28"/>
@@ -3100,7 +3082,7 @@
           <w:sz w:val="28"/>
           <w:szCs w:val="28"/>
         </w:rPr>
-        <w:t>Секретарь ГЭК ________________________</w:t>
+        <w:t>Секретарь ГЭК________________________</w:t>
       </w:r>
       <w:r>
         <w:rPr>
@@ -3187,6 +3169,8 @@
         </w:rPr>
         <w:tab/>
       </w:r>
+      <w:bookmarkStart w:id="1" w:name="_GoBack"/>
+      <w:bookmarkEnd w:id="1"/>
       <w:r>
         <w:rPr>
           <w:sz w:val="16"/>
@@ -8138,7 +8122,7 @@
 </file>
 
 <file path=customXml/itemProps1.xml><?xml version="1.0" encoding="utf-8"?>
-<ds:datastoreItem xmlns:ds="http://schemas.openxmlformats.org/officeDocument/2006/customXml" ds:itemID="{F13E9F03-4F47-4A05-B8E0-AF1833CAAEB1}">
+<ds:datastoreItem xmlns:ds="http://schemas.openxmlformats.org/officeDocument/2006/customXml" ds:itemID="{F6DB6C4A-58D6-4C02-B949-8B58306E3426}">
   <ds:schemaRefs>
     <ds:schemaRef ds:uri="http://schemas.openxmlformats.org/officeDocument/2006/bibliography"/>
   </ds:schemaRefs>

--- a/templates/шаблон_протокола_ВКР.docx
+++ b/templates/шаблон_протокола_ВКР.docx
@@ -2796,121 +2796,18 @@
           <w:szCs w:val="28"/>
           <w:u w:val="single"/>
         </w:rPr>
-        <w:t>{{</w:t>
-      </w:r>
-      <w:r>
-        <w:rPr>
-          <w:sz w:val="28"/>
-          <w:szCs w:val="28"/>
-          <w:u w:val="single"/>
-          <w:lang w:val="en-US"/>
-        </w:rPr>
-        <w:t>tom</w:t>
-      </w:r>
-      <w:r>
-        <w:rPr>
-          <w:sz w:val="28"/>
-          <w:szCs w:val="28"/>
-          <w:u w:val="single"/>
-        </w:rPr>
-        <w:t>}}</w:t>
-      </w:r>
-      <w:r>
-        <w:rPr>
-          <w:sz w:val="28"/>
-          <w:szCs w:val="28"/>
-          <w:u w:val="single"/>
-        </w:rPr>
-        <w:tab/>
-      </w:r>
-      <w:r>
-        <w:rPr>
-          <w:sz w:val="28"/>
-          <w:szCs w:val="28"/>
-          <w:u w:val="single"/>
-        </w:rPr>
-        <w:tab/>
-      </w:r>
-      <w:r>
-        <w:rPr>
-          <w:sz w:val="28"/>
-          <w:szCs w:val="28"/>
-          <w:u w:val="single"/>
-        </w:rPr>
-        <w:tab/>
-      </w:r>
-      <w:r>
-        <w:rPr>
-          <w:sz w:val="28"/>
-          <w:szCs w:val="28"/>
-          <w:u w:val="single"/>
-        </w:rPr>
-        <w:tab/>
-      </w:r>
-      <w:r>
-        <w:rPr>
-          <w:sz w:val="28"/>
-          <w:szCs w:val="28"/>
-          <w:u w:val="single"/>
-        </w:rPr>
-        <w:tab/>
-      </w:r>
-      <w:r>
-        <w:rPr>
-          <w:sz w:val="28"/>
-          <w:szCs w:val="28"/>
-          <w:u w:val="single"/>
-        </w:rPr>
-        <w:tab/>
-      </w:r>
-      <w:r>
-        <w:rPr>
-          <w:sz w:val="28"/>
-          <w:szCs w:val="28"/>
-          <w:u w:val="single"/>
-        </w:rPr>
-        <w:tab/>
-      </w:r>
-      <w:r>
-        <w:rPr>
-          <w:sz w:val="28"/>
-          <w:szCs w:val="28"/>
-          <w:u w:val="single"/>
-        </w:rPr>
-        <w:tab/>
-      </w:r>
-      <w:r>
-        <w:rPr>
-          <w:sz w:val="28"/>
-          <w:szCs w:val="28"/>
-          <w:u w:val="single"/>
-        </w:rPr>
-        <w:tab/>
-      </w:r>
-      <w:r>
-        <w:rPr>
-          <w:sz w:val="28"/>
-          <w:szCs w:val="28"/>
-          <w:u w:val="single"/>
-        </w:rPr>
-        <w:tab/>
-      </w:r>
-      <w:r>
-        <w:rPr>
-          <w:sz w:val="28"/>
-          <w:szCs w:val="28"/>
-          <w:u w:val="single"/>
-        </w:rPr>
-        <w:tab/>
-      </w:r>
-      <w:r>
-        <w:rPr>
-          <w:sz w:val="28"/>
-          <w:szCs w:val="28"/>
-          <w:u w:val="single"/>
-        </w:rPr>
-        <w:tab/>
-      </w:r>
+        <w:tab/>
+      </w:r>
+      <w:r>
+        <w:rPr>
+          <w:sz w:val="28"/>
+          <w:szCs w:val="28"/>
+          <w:u w:val="single"/>
+        </w:rPr>
+        <w:t>обучающийся готов к решению профессиональных задач, недостатков в теоретической и практической подготовке обучающегося не выявлено</w:t>
+      </w:r>
+      <w:bookmarkStart w:id="1" w:name="_GoBack"/>
+      <w:bookmarkEnd w:id="1"/>
     </w:p>
     <w:p>
       <w:pPr>
@@ -3169,8 +3066,6 @@
         </w:rPr>
         <w:tab/>
       </w:r>
-      <w:bookmarkStart w:id="1" w:name="_GoBack"/>
-      <w:bookmarkEnd w:id="1"/>
       <w:r>
         <w:rPr>
           <w:sz w:val="16"/>
@@ -8122,7 +8017,7 @@
 </file>
 
 <file path=customXml/itemProps1.xml><?xml version="1.0" encoding="utf-8"?>
-<ds:datastoreItem xmlns:ds="http://schemas.openxmlformats.org/officeDocument/2006/customXml" ds:itemID="{F6DB6C4A-58D6-4C02-B949-8B58306E3426}">
+<ds:datastoreItem xmlns:ds="http://schemas.openxmlformats.org/officeDocument/2006/customXml" ds:itemID="{12DE13D6-7ED1-439C-A59F-1F0F9EFD39BF}">
   <ds:schemaRefs>
     <ds:schemaRef ds:uri="http://schemas.openxmlformats.org/officeDocument/2006/bibliography"/>
   </ds:schemaRefs>

--- a/templates/шаблон_протокола_ВКР.docx
+++ b/templates/шаблон_протокола_ВКР.docx
@@ -589,18 +589,19 @@
     <w:tbl>
       <w:tblPr>
         <w:tblStyle w:val="a7"/>
-        <w:tblW w:w="0" w:type="auto"/>
+        <w:tblW w:w="10060" w:type="dxa"/>
+        <w:tblLayout w:type="fixed"/>
         <w:tblLook w:val="04A0" w:firstRow="1" w:lastRow="0" w:firstColumn="1" w:lastColumn="0" w:noHBand="0" w:noVBand="1"/>
       </w:tblPr>
       <w:tblGrid>
-        <w:gridCol w:w="2689"/>
-        <w:gridCol w:w="3918"/>
-        <w:gridCol w:w="3304"/>
+        <w:gridCol w:w="2547"/>
+        <w:gridCol w:w="3260"/>
+        <w:gridCol w:w="4253"/>
       </w:tblGrid>
       <w:tr>
         <w:tc>
           <w:tcPr>
-            <w:tcW w:w="2689" w:type="dxa"/>
+            <w:tcW w:w="2547" w:type="dxa"/>
           </w:tcPr>
           <w:p>
             <w:pPr>
@@ -621,10 +622,11 @@
         </w:tc>
         <w:tc>
           <w:tcPr>
-            <w:tcW w:w="3918" w:type="dxa"/>
+            <w:tcW w:w="3260" w:type="dxa"/>
           </w:tcPr>
           <w:p>
             <w:pPr>
+              <w:ind w:right="1074"/>
               <w:rPr>
                 <w:sz w:val="28"/>
                 <w:szCs w:val="28"/>
@@ -657,7 +659,7 @@
         </w:tc>
         <w:tc>
           <w:tcPr>
-            <w:tcW w:w="3304" w:type="dxa"/>
+            <w:tcW w:w="4253" w:type="dxa"/>
           </w:tcPr>
           <w:p>
             <w:pPr>
@@ -666,11 +668,11 @@
                 <w:szCs w:val="28"/>
               </w:rPr>
             </w:pPr>
+            <w:bookmarkStart w:id="0" w:name="_GoBack"/>
             <w:r>
               <w:rPr>
                 <w:sz w:val="28"/>
                 <w:szCs w:val="28"/>
-                <w:u w:val="single"/>
               </w:rPr>
               <w:t>{{</w:t>
             </w:r>
@@ -678,7 +680,6 @@
               <w:rPr>
                 <w:sz w:val="28"/>
                 <w:szCs w:val="28"/>
-                <w:u w:val="single"/>
                 <w:lang w:val="en-US"/>
               </w:rPr>
               <w:t>position</w:t>
@@ -687,17 +688,17 @@
               <w:rPr>
                 <w:sz w:val="28"/>
                 <w:szCs w:val="28"/>
-                <w:u w:val="single"/>
               </w:rPr>
               <w:t>}}</w:t>
             </w:r>
+            <w:bookmarkEnd w:id="0"/>
           </w:p>
         </w:tc>
       </w:tr>
       <w:tr>
         <w:tc>
           <w:tcPr>
-            <w:tcW w:w="2689" w:type="dxa"/>
+            <w:tcW w:w="2547" w:type="dxa"/>
             <w:vMerge w:val="restart"/>
           </w:tcPr>
           <w:p>
@@ -718,7 +719,7 @@
         </w:tc>
         <w:tc>
           <w:tcPr>
-            <w:tcW w:w="3918" w:type="dxa"/>
+            <w:tcW w:w="3260" w:type="dxa"/>
           </w:tcPr>
           <w:p>
             <w:pPr>
@@ -757,7 +758,7 @@
         </w:tc>
         <w:tc>
           <w:tcPr>
-            <w:tcW w:w="3304" w:type="dxa"/>
+            <w:tcW w:w="4253" w:type="dxa"/>
           </w:tcPr>
           <w:p>
             <w:pPr>
@@ -780,7 +781,7 @@
       <w:tr>
         <w:tc>
           <w:tcPr>
-            <w:tcW w:w="2689" w:type="dxa"/>
+            <w:tcW w:w="2547" w:type="dxa"/>
             <w:vMerge/>
           </w:tcPr>
           <w:p>
@@ -795,7 +796,7 @@
         </w:tc>
         <w:tc>
           <w:tcPr>
-            <w:tcW w:w="3918" w:type="dxa"/>
+            <w:tcW w:w="3260" w:type="dxa"/>
           </w:tcPr>
           <w:p>
             <w:pPr>
@@ -828,7 +829,7 @@
         </w:tc>
         <w:tc>
           <w:tcPr>
-            <w:tcW w:w="3304" w:type="dxa"/>
+            <w:tcW w:w="4253" w:type="dxa"/>
           </w:tcPr>
           <w:p>
             <w:pPr>
@@ -866,7 +867,7 @@
       <w:tr>
         <w:tc>
           <w:tcPr>
-            <w:tcW w:w="2689" w:type="dxa"/>
+            <w:tcW w:w="2547" w:type="dxa"/>
             <w:vMerge/>
           </w:tcPr>
           <w:p>
@@ -881,7 +882,7 @@
         </w:tc>
         <w:tc>
           <w:tcPr>
-            <w:tcW w:w="3918" w:type="dxa"/>
+            <w:tcW w:w="3260" w:type="dxa"/>
           </w:tcPr>
           <w:p>
             <w:pPr>
@@ -914,7 +915,7 @@
         </w:tc>
         <w:tc>
           <w:tcPr>
-            <w:tcW w:w="3304" w:type="dxa"/>
+            <w:tcW w:w="4253" w:type="dxa"/>
           </w:tcPr>
           <w:p>
             <w:pPr>
@@ -952,7 +953,7 @@
       <w:tr>
         <w:tc>
           <w:tcPr>
-            <w:tcW w:w="2689" w:type="dxa"/>
+            <w:tcW w:w="2547" w:type="dxa"/>
             <w:vMerge/>
           </w:tcPr>
           <w:p>
@@ -967,7 +968,7 @@
         </w:tc>
         <w:tc>
           <w:tcPr>
-            <w:tcW w:w="3918" w:type="dxa"/>
+            <w:tcW w:w="3260" w:type="dxa"/>
           </w:tcPr>
           <w:p>
             <w:pPr>
@@ -1000,7 +1001,7 @@
         </w:tc>
         <w:tc>
           <w:tcPr>
-            <w:tcW w:w="3304" w:type="dxa"/>
+            <w:tcW w:w="4253" w:type="dxa"/>
           </w:tcPr>
           <w:p>
             <w:pPr>
@@ -1052,6 +1053,7 @@
         <w:tabs>
           <w:tab w:val="left" w:pos="3140"/>
         </w:tabs>
+        <w:ind w:left="5103" w:hanging="5103"/>
         <w:rPr>
           <w:sz w:val="16"/>
           <w:szCs w:val="16"/>
@@ -2058,7 +2060,7 @@
           <w:sz w:val="28"/>
           <w:szCs w:val="28"/>
         </w:rPr>
-        <w:t xml:space="preserve"> </w:t>
+        <w:t xml:space="preserve">: </w:t>
       </w:r>
       <w:r>
         <w:rPr>
@@ -2781,7 +2783,7 @@
         </w:rPr>
         <w:t xml:space="preserve">4. </w:t>
       </w:r>
-      <w:bookmarkStart w:id="0" w:name="_Hlk202389672"/>
+      <w:bookmarkStart w:id="1" w:name="_Hlk202389672"/>
       <w:r>
         <w:rPr>
           <w:sz w:val="28"/>
@@ -2789,7 +2791,7 @@
         </w:rPr>
         <w:t xml:space="preserve">Отметить, что </w:t>
       </w:r>
-      <w:bookmarkEnd w:id="0"/>
+      <w:bookmarkEnd w:id="1"/>
       <w:r>
         <w:rPr>
           <w:sz w:val="28"/>
@@ -2806,8 +2808,6 @@
         </w:rPr>
         <w:t>обучающийся готов к решению профессиональных задач, недостатков в теоретической и практической подготовке обучающегося не выявлено</w:t>
       </w:r>
-      <w:bookmarkStart w:id="1" w:name="_GoBack"/>
-      <w:bookmarkEnd w:id="1"/>
     </w:p>
     <w:p>
       <w:pPr>
@@ -8017,7 +8017,7 @@
 </file>
 
 <file path=customXml/itemProps1.xml><?xml version="1.0" encoding="utf-8"?>
-<ds:datastoreItem xmlns:ds="http://schemas.openxmlformats.org/officeDocument/2006/customXml" ds:itemID="{12DE13D6-7ED1-439C-A59F-1F0F9EFD39BF}">
+<ds:datastoreItem xmlns:ds="http://schemas.openxmlformats.org/officeDocument/2006/customXml" ds:itemID="{1F9A438F-A175-4A29-9B27-C11791EFEB1A}">
   <ds:schemaRefs>
     <ds:schemaRef ds:uri="http://schemas.openxmlformats.org/officeDocument/2006/bibliography"/>
   </ds:schemaRefs>

--- a/templates/шаблон_протокола_ВКР.docx
+++ b/templates/шаблон_протокола_ВКР.docx
@@ -360,6 +360,14 @@
         </w:rPr>
         <w:t>_2}}</w:t>
       </w:r>
+      <w:r>
+        <w:rPr>
+          <w:noProof/>
+        </w:rPr>
+        <w:t xml:space="preserve"> г</w:t>
+      </w:r>
+      <w:bookmarkStart w:id="0" w:name="_GoBack"/>
+      <w:bookmarkEnd w:id="0"/>
       <w:r>
         <w:rPr>
           <w:noProof/>
@@ -668,7 +676,6 @@
                 <w:szCs w:val="28"/>
               </w:rPr>
             </w:pPr>
-            <w:bookmarkStart w:id="0" w:name="_GoBack"/>
             <w:r>
               <w:rPr>
                 <w:sz w:val="28"/>
@@ -691,7 +698,6 @@
               </w:rPr>
               <w:t>}}</w:t>
             </w:r>
-            <w:bookmarkEnd w:id="0"/>
           </w:p>
         </w:tc>
       </w:tr>
@@ -8017,7 +8023,7 @@
 </file>
 
 <file path=customXml/itemProps1.xml><?xml version="1.0" encoding="utf-8"?>
-<ds:datastoreItem xmlns:ds="http://schemas.openxmlformats.org/officeDocument/2006/customXml" ds:itemID="{1F9A438F-A175-4A29-9B27-C11791EFEB1A}">
+<ds:datastoreItem xmlns:ds="http://schemas.openxmlformats.org/officeDocument/2006/customXml" ds:itemID="{26A63198-6CC4-4165-8CE8-B218822F0DBF}">
   <ds:schemaRefs>
     <ds:schemaRef ds:uri="http://schemas.openxmlformats.org/officeDocument/2006/bibliography"/>
   </ds:schemaRefs>

--- a/templates/шаблон_протокола_ВКР.docx
+++ b/templates/шаблон_протокола_ВКР.docx
@@ -13,6 +13,8 @@
           <w:szCs w:val="20"/>
         </w:rPr>
       </w:pPr>
+      <w:bookmarkStart w:id="0" w:name="_GoBack"/>
+      <w:bookmarkEnd w:id="0"/>
       <w:r>
         <w:rPr>
           <w:b/>
@@ -366,8 +368,6 @@
         </w:rPr>
         <w:t xml:space="preserve"> г</w:t>
       </w:r>
-      <w:bookmarkStart w:id="0" w:name="_GoBack"/>
-      <w:bookmarkEnd w:id="0"/>
       <w:r>
         <w:rPr>
           <w:noProof/>
@@ -597,19 +597,19 @@
     <w:tbl>
       <w:tblPr>
         <w:tblStyle w:val="a7"/>
-        <w:tblW w:w="10060" w:type="dxa"/>
+        <w:tblW w:w="9777" w:type="dxa"/>
         <w:tblLayout w:type="fixed"/>
         <w:tblLook w:val="04A0" w:firstRow="1" w:lastRow="0" w:firstColumn="1" w:lastColumn="0" w:noHBand="0" w:noVBand="1"/>
       </w:tblPr>
       <w:tblGrid>
-        <w:gridCol w:w="2547"/>
-        <w:gridCol w:w="3260"/>
-        <w:gridCol w:w="4253"/>
+        <w:gridCol w:w="2689"/>
+        <w:gridCol w:w="2126"/>
+        <w:gridCol w:w="4962"/>
       </w:tblGrid>
       <w:tr>
         <w:tc>
           <w:tcPr>
-            <w:tcW w:w="2547" w:type="dxa"/>
+            <w:tcW w:w="2689" w:type="dxa"/>
           </w:tcPr>
           <w:p>
             <w:pPr>
@@ -630,11 +630,11 @@
         </w:tc>
         <w:tc>
           <w:tcPr>
-            <w:tcW w:w="3260" w:type="dxa"/>
+            <w:tcW w:w="2126" w:type="dxa"/>
           </w:tcPr>
           <w:p>
             <w:pPr>
-              <w:ind w:right="1074"/>
+              <w:ind w:right="33"/>
               <w:rPr>
                 <w:sz w:val="28"/>
                 <w:szCs w:val="28"/>
@@ -667,7 +667,7 @@
         </w:tc>
         <w:tc>
           <w:tcPr>
-            <w:tcW w:w="4253" w:type="dxa"/>
+            <w:tcW w:w="4962" w:type="dxa"/>
           </w:tcPr>
           <w:p>
             <w:pPr>
@@ -702,9 +702,12 @@
         </w:tc>
       </w:tr>
       <w:tr>
+        <w:trPr>
+          <w:trHeight w:val="271"/>
+        </w:trPr>
         <w:tc>
           <w:tcPr>
-            <w:tcW w:w="2547" w:type="dxa"/>
+            <w:tcW w:w="2689" w:type="dxa"/>
             <w:vMerge w:val="restart"/>
           </w:tcPr>
           <w:p>
@@ -725,7 +728,7 @@
         </w:tc>
         <w:tc>
           <w:tcPr>
-            <w:tcW w:w="3260" w:type="dxa"/>
+            <w:tcW w:w="2126" w:type="dxa"/>
           </w:tcPr>
           <w:p>
             <w:pPr>
@@ -743,28 +746,37 @@
                 <w:szCs w:val="28"/>
                 <w:lang w:val="en-US"/>
               </w:rPr>
-              <w:t>{{member_1}}</w:t>
+              <w:t>{{member_1</w:t>
+            </w:r>
+            <w:proofErr w:type="gramStart"/>
+            <w:r>
+              <w:rPr>
+                <w:sz w:val="28"/>
+                <w:szCs w:val="28"/>
+                <w:lang w:val="en-US"/>
+              </w:rPr>
+              <w:t>}}</w:t>
             </w:r>
             <w:r>
               <w:rPr>
                 <w:sz w:val="28"/>
                 <w:szCs w:val="28"/>
               </w:rPr>
-              <w:t xml:space="preserve">                                 </w:t>
+              <w:t xml:space="preserve">   </w:t>
             </w:r>
-          </w:p>
-          <w:p>
-            <w:pPr>
+            <w:proofErr w:type="gramEnd"/>
+            <w:r>
               <w:rPr>
                 <w:sz w:val="28"/>
                 <w:szCs w:val="28"/>
               </w:rPr>
-            </w:pPr>
+              <w:t xml:space="preserve">                             </w:t>
+            </w:r>
           </w:p>
         </w:tc>
         <w:tc>
           <w:tcPr>
-            <w:tcW w:w="4253" w:type="dxa"/>
+            <w:tcW w:w="4962" w:type="dxa"/>
           </w:tcPr>
           <w:p>
             <w:pPr>
@@ -787,7 +799,7 @@
       <w:tr>
         <w:tc>
           <w:tcPr>
-            <w:tcW w:w="2547" w:type="dxa"/>
+            <w:tcW w:w="2689" w:type="dxa"/>
             <w:vMerge/>
           </w:tcPr>
           <w:p>
@@ -802,7 +814,7 @@
         </w:tc>
         <w:tc>
           <w:tcPr>
-            <w:tcW w:w="3260" w:type="dxa"/>
+            <w:tcW w:w="2126" w:type="dxa"/>
           </w:tcPr>
           <w:p>
             <w:pPr>
@@ -835,7 +847,7 @@
         </w:tc>
         <w:tc>
           <w:tcPr>
-            <w:tcW w:w="4253" w:type="dxa"/>
+            <w:tcW w:w="4962" w:type="dxa"/>
           </w:tcPr>
           <w:p>
             <w:pPr>
@@ -873,7 +885,7 @@
       <w:tr>
         <w:tc>
           <w:tcPr>
-            <w:tcW w:w="2547" w:type="dxa"/>
+            <w:tcW w:w="2689" w:type="dxa"/>
             <w:vMerge/>
           </w:tcPr>
           <w:p>
@@ -888,7 +900,7 @@
         </w:tc>
         <w:tc>
           <w:tcPr>
-            <w:tcW w:w="3260" w:type="dxa"/>
+            <w:tcW w:w="2126" w:type="dxa"/>
           </w:tcPr>
           <w:p>
             <w:pPr>
@@ -921,7 +933,7 @@
         </w:tc>
         <w:tc>
           <w:tcPr>
-            <w:tcW w:w="4253" w:type="dxa"/>
+            <w:tcW w:w="4962" w:type="dxa"/>
           </w:tcPr>
           <w:p>
             <w:pPr>
@@ -959,7 +971,7 @@
       <w:tr>
         <w:tc>
           <w:tcPr>
-            <w:tcW w:w="2547" w:type="dxa"/>
+            <w:tcW w:w="2689" w:type="dxa"/>
             <w:vMerge/>
           </w:tcPr>
           <w:p>
@@ -974,7 +986,7 @@
         </w:tc>
         <w:tc>
           <w:tcPr>
-            <w:tcW w:w="3260" w:type="dxa"/>
+            <w:tcW w:w="2126" w:type="dxa"/>
           </w:tcPr>
           <w:p>
             <w:pPr>
@@ -1007,7 +1019,7 @@
         </w:tc>
         <w:tc>
           <w:tcPr>
-            <w:tcW w:w="4253" w:type="dxa"/>
+            <w:tcW w:w="4962" w:type="dxa"/>
           </w:tcPr>
           <w:p>
             <w:pPr>
@@ -1960,7 +1972,6 @@
           <w:sz w:val="28"/>
           <w:szCs w:val="28"/>
         </w:rPr>
-        <w:lastRenderedPageBreak/>
         <w:t xml:space="preserve">После сообщения о выполненной ВКР (в течение </w:t>
       </w:r>
       <w:r>
@@ -2013,6 +2024,7 @@
           <w:szCs w:val="28"/>
           <w:u w:val="single"/>
         </w:rPr>
+        <w:lastRenderedPageBreak/>
         <w:t>{{</w:t>
       </w:r>
       <w:r>
@@ -8023,7 +8035,7 @@
 </file>
 
 <file path=customXml/itemProps1.xml><?xml version="1.0" encoding="utf-8"?>
-<ds:datastoreItem xmlns:ds="http://schemas.openxmlformats.org/officeDocument/2006/customXml" ds:itemID="{26A63198-6CC4-4165-8CE8-B218822F0DBF}">
+<ds:datastoreItem xmlns:ds="http://schemas.openxmlformats.org/officeDocument/2006/customXml" ds:itemID="{55BD2B83-8D6E-4A1C-9DB5-FB7ADB084295}">
   <ds:schemaRefs>
     <ds:schemaRef ds:uri="http://schemas.openxmlformats.org/officeDocument/2006/bibliography"/>
   </ds:schemaRefs>
